--- a/Documenti/Gantt.docx
+++ b/Documenti/Gantt.docx
@@ -538,6 +538,654 @@
         </w:rPr>
       </w:pPr>
     </w:p>
+    <w:tbl>
+      <w:tblPr>
+        <w:tblStyle w:val="Grigliatabella"/>
+        <w:tblW w:w="0" w:type="auto"/>
+        <w:tblInd w:w="38" w:type="dxa"/>
+        <w:tblLook w:val="04A0" w:firstRow="1" w:lastRow="0" w:firstColumn="1" w:lastColumn="0" w:noHBand="0" w:noVBand="1"/>
+      </w:tblPr>
+      <w:tblGrid>
+        <w:gridCol w:w="1756"/>
+        <w:gridCol w:w="1756"/>
+        <w:gridCol w:w="1756"/>
+        <w:gridCol w:w="1756"/>
+        <w:gridCol w:w="1756"/>
+      </w:tblGrid>
+      <w:tr>
+        <w:tc>
+          <w:tcPr>
+            <w:tcW w:w="1756" w:type="dxa"/>
+          </w:tcPr>
+          <w:p>
+            <w:pPr>
+              <w:rPr>
+                <w:b/>
+                <w:bCs/>
+                <w:sz w:val="28"/>
+                <w:szCs w:val="28"/>
+              </w:rPr>
+            </w:pPr>
+            <w:proofErr w:type="spellStart"/>
+            <w:r>
+              <w:rPr>
+                <w:b/>
+                <w:bCs/>
+                <w:sz w:val="28"/>
+                <w:szCs w:val="28"/>
+              </w:rPr>
+              <w:t>Attività</w:t>
+            </w:r>
+            <w:proofErr w:type="spellEnd"/>
+          </w:p>
+        </w:tc>
+        <w:tc>
+          <w:tcPr>
+            <w:tcW w:w="1756" w:type="dxa"/>
+          </w:tcPr>
+          <w:p>
+            <w:pPr>
+              <w:rPr>
+                <w:b/>
+                <w:bCs/>
+                <w:sz w:val="28"/>
+                <w:szCs w:val="28"/>
+              </w:rPr>
+            </w:pPr>
+            <w:proofErr w:type="spellStart"/>
+            <w:r>
+              <w:rPr>
+                <w:b/>
+                <w:bCs/>
+                <w:sz w:val="28"/>
+                <w:szCs w:val="28"/>
+              </w:rPr>
+              <w:t>Gennaio</w:t>
+            </w:r>
+            <w:proofErr w:type="spellEnd"/>
+          </w:p>
+        </w:tc>
+        <w:tc>
+          <w:tcPr>
+            <w:tcW w:w="1756" w:type="dxa"/>
+          </w:tcPr>
+          <w:p>
+            <w:pPr>
+              <w:rPr>
+                <w:b/>
+                <w:bCs/>
+                <w:sz w:val="28"/>
+                <w:szCs w:val="28"/>
+              </w:rPr>
+            </w:pPr>
+            <w:r>
+              <w:rPr>
+                <w:b/>
+                <w:bCs/>
+                <w:sz w:val="28"/>
+                <w:szCs w:val="28"/>
+              </w:rPr>
+              <w:t>Febbraio</w:t>
+            </w:r>
+          </w:p>
+        </w:tc>
+        <w:tc>
+          <w:tcPr>
+            <w:tcW w:w="1756" w:type="dxa"/>
+          </w:tcPr>
+          <w:p>
+            <w:pPr>
+              <w:rPr>
+                <w:b/>
+                <w:bCs/>
+                <w:sz w:val="28"/>
+                <w:szCs w:val="28"/>
+              </w:rPr>
+            </w:pPr>
+            <w:r>
+              <w:rPr>
+                <w:b/>
+                <w:bCs/>
+                <w:sz w:val="28"/>
+                <w:szCs w:val="28"/>
+              </w:rPr>
+              <w:t>Marzo</w:t>
+            </w:r>
+          </w:p>
+        </w:tc>
+        <w:tc>
+          <w:tcPr>
+            <w:tcW w:w="1756" w:type="dxa"/>
+          </w:tcPr>
+          <w:p>
+            <w:pPr>
+              <w:rPr>
+                <w:b/>
+                <w:bCs/>
+                <w:sz w:val="28"/>
+                <w:szCs w:val="28"/>
+              </w:rPr>
+            </w:pPr>
+            <w:r>
+              <w:rPr>
+                <w:b/>
+                <w:bCs/>
+                <w:sz w:val="28"/>
+                <w:szCs w:val="28"/>
+              </w:rPr>
+              <w:t>Aprile</w:t>
+            </w:r>
+          </w:p>
+        </w:tc>
+      </w:tr>
+      <w:tr>
+        <w:tc>
+          <w:tcPr>
+            <w:tcW w:w="1756" w:type="dxa"/>
+          </w:tcPr>
+          <w:p>
+            <w:proofErr w:type="spellStart"/>
+            <w:r>
+              <w:t>Analisi</w:t>
+            </w:r>
+            <w:proofErr w:type="spellEnd"/>
+            <w:r>
+              <w:t xml:space="preserve"> </w:t>
+            </w:r>
+            <w:proofErr w:type="spellStart"/>
+            <w:r>
+              <w:t>dei</w:t>
+            </w:r>
+            <w:proofErr w:type="spellEnd"/>
+            <w:r>
+              <w:t xml:space="preserve"> </w:t>
+            </w:r>
+            <w:proofErr w:type="spellStart"/>
+            <w:r>
+              <w:t>requisiti</w:t>
+            </w:r>
+            <w:proofErr w:type="spellEnd"/>
+            <w:r>
+              <w:t xml:space="preserve"> </w:t>
+            </w:r>
+          </w:p>
+        </w:tc>
+        <w:tc>
+          <w:tcPr>
+            <w:tcW w:w="1756" w:type="dxa"/>
+          </w:tcPr>
+          <w:p>
+            <w:pPr>
+              <w:jc w:val="center"/>
+              <w:rPr>
+                <w:b/>
+                <w:bCs/>
+              </w:rPr>
+            </w:pPr>
+            <w:r>
+              <w:rPr>
+                <w:b/>
+                <w:bCs/>
+              </w:rPr>
+              <w:t>X</w:t>
+            </w:r>
+          </w:p>
+        </w:tc>
+        <w:tc>
+          <w:tcPr>
+            <w:tcW w:w="1756" w:type="dxa"/>
+          </w:tcPr>
+          <w:p/>
+        </w:tc>
+        <w:tc>
+          <w:tcPr>
+            <w:tcW w:w="1756" w:type="dxa"/>
+          </w:tcPr>
+          <w:p/>
+        </w:tc>
+        <w:tc>
+          <w:tcPr>
+            <w:tcW w:w="1756" w:type="dxa"/>
+          </w:tcPr>
+          <w:p/>
+        </w:tc>
+      </w:tr>
+      <w:tr>
+        <w:tc>
+          <w:tcPr>
+            <w:tcW w:w="1756" w:type="dxa"/>
+          </w:tcPr>
+          <w:p>
+            <w:proofErr w:type="spellStart"/>
+            <w:r>
+              <w:t>Analisi</w:t>
+            </w:r>
+            <w:proofErr w:type="spellEnd"/>
+            <w:r>
+              <w:t xml:space="preserve"> </w:t>
+            </w:r>
+            <w:proofErr w:type="spellStart"/>
+            <w:r>
+              <w:t>funzionale</w:t>
+            </w:r>
+            <w:proofErr w:type="spellEnd"/>
+          </w:p>
+        </w:tc>
+        <w:tc>
+          <w:tcPr>
+            <w:tcW w:w="1756" w:type="dxa"/>
+          </w:tcPr>
+          <w:p>
+            <w:pPr>
+              <w:jc w:val="center"/>
+              <w:rPr>
+                <w:b/>
+                <w:bCs/>
+              </w:rPr>
+            </w:pPr>
+            <w:r>
+              <w:rPr>
+                <w:b/>
+                <w:bCs/>
+              </w:rPr>
+              <w:t>X</w:t>
+            </w:r>
+          </w:p>
+        </w:tc>
+        <w:tc>
+          <w:tcPr>
+            <w:tcW w:w="1756" w:type="dxa"/>
+          </w:tcPr>
+          <w:p/>
+        </w:tc>
+        <w:tc>
+          <w:tcPr>
+            <w:tcW w:w="1756" w:type="dxa"/>
+          </w:tcPr>
+          <w:p/>
+        </w:tc>
+        <w:tc>
+          <w:tcPr>
+            <w:tcW w:w="1756" w:type="dxa"/>
+          </w:tcPr>
+          <w:p/>
+        </w:tc>
+      </w:tr>
+      <w:tr>
+        <w:tc>
+          <w:tcPr>
+            <w:tcW w:w="1756" w:type="dxa"/>
+          </w:tcPr>
+          <w:p>
+            <w:proofErr w:type="spellStart"/>
+            <w:r>
+              <w:t>Analisi</w:t>
+            </w:r>
+            <w:proofErr w:type="spellEnd"/>
+            <w:r>
+              <w:t xml:space="preserve"> </w:t>
+            </w:r>
+            <w:proofErr w:type="spellStart"/>
+            <w:r>
+              <w:t>tecnica</w:t>
+            </w:r>
+            <w:proofErr w:type="spellEnd"/>
+          </w:p>
+        </w:tc>
+        <w:tc>
+          <w:tcPr>
+            <w:tcW w:w="1756" w:type="dxa"/>
+          </w:tcPr>
+          <w:p>
+            <w:pPr>
+              <w:jc w:val="center"/>
+              <w:rPr>
+                <w:b/>
+                <w:bCs/>
+              </w:rPr>
+            </w:pPr>
+            <w:r>
+              <w:rPr>
+                <w:b/>
+                <w:bCs/>
+              </w:rPr>
+              <w:t>X</w:t>
+            </w:r>
+          </w:p>
+        </w:tc>
+        <w:tc>
+          <w:tcPr>
+            <w:tcW w:w="1756" w:type="dxa"/>
+          </w:tcPr>
+          <w:p/>
+        </w:tc>
+        <w:tc>
+          <w:tcPr>
+            <w:tcW w:w="1756" w:type="dxa"/>
+          </w:tcPr>
+          <w:p/>
+        </w:tc>
+        <w:tc>
+          <w:tcPr>
+            <w:tcW w:w="1756" w:type="dxa"/>
+          </w:tcPr>
+          <w:p/>
+        </w:tc>
+      </w:tr>
+      <w:tr>
+        <w:tc>
+          <w:tcPr>
+            <w:tcW w:w="1756" w:type="dxa"/>
+          </w:tcPr>
+          <w:p>
+            <w:r>
+              <w:t>Project Plan e Gant</w:t>
+            </w:r>
+          </w:p>
+        </w:tc>
+        <w:tc>
+          <w:tcPr>
+            <w:tcW w:w="1756" w:type="dxa"/>
+          </w:tcPr>
+          <w:p>
+            <w:pPr>
+              <w:jc w:val="center"/>
+              <w:rPr>
+                <w:b/>
+                <w:bCs/>
+              </w:rPr>
+            </w:pPr>
+            <w:r>
+              <w:rPr>
+                <w:b/>
+                <w:bCs/>
+              </w:rPr>
+              <w:t>X</w:t>
+            </w:r>
+          </w:p>
+        </w:tc>
+        <w:tc>
+          <w:tcPr>
+            <w:tcW w:w="1756" w:type="dxa"/>
+          </w:tcPr>
+          <w:p/>
+        </w:tc>
+        <w:tc>
+          <w:tcPr>
+            <w:tcW w:w="1756" w:type="dxa"/>
+          </w:tcPr>
+          <w:p/>
+        </w:tc>
+        <w:tc>
+          <w:tcPr>
+            <w:tcW w:w="1756" w:type="dxa"/>
+          </w:tcPr>
+          <w:p/>
+        </w:tc>
+      </w:tr>
+      <w:tr>
+        <w:tc>
+          <w:tcPr>
+            <w:tcW w:w="1756" w:type="dxa"/>
+          </w:tcPr>
+          <w:p>
+            <w:proofErr w:type="spellStart"/>
+            <w:r>
+              <w:t>Sviluppo</w:t>
+            </w:r>
+            <w:proofErr w:type="spellEnd"/>
+            <w:r>
+              <w:t xml:space="preserve"> base</w:t>
+            </w:r>
+          </w:p>
+        </w:tc>
+        <w:tc>
+          <w:tcPr>
+            <w:tcW w:w="1756" w:type="dxa"/>
+          </w:tcPr>
+          <w:p/>
+        </w:tc>
+        <w:tc>
+          <w:tcPr>
+            <w:tcW w:w="1756" w:type="dxa"/>
+          </w:tcPr>
+          <w:p>
+            <w:pPr>
+              <w:jc w:val="center"/>
+            </w:pPr>
+          </w:p>
+        </w:tc>
+        <w:tc>
+          <w:tcPr>
+            <w:tcW w:w="1756" w:type="dxa"/>
+          </w:tcPr>
+          <w:p/>
+        </w:tc>
+        <w:tc>
+          <w:tcPr>
+            <w:tcW w:w="1756" w:type="dxa"/>
+          </w:tcPr>
+          <w:p/>
+        </w:tc>
+      </w:tr>
+      <w:tr>
+        <w:tc>
+          <w:tcPr>
+            <w:tcW w:w="1756" w:type="dxa"/>
+          </w:tcPr>
+          <w:p>
+            <w:proofErr w:type="spellStart"/>
+            <w:r>
+              <w:t>Dimostrazione</w:t>
+            </w:r>
+            <w:proofErr w:type="spellEnd"/>
+            <w:r>
+              <w:t xml:space="preserve"> intermedia</w:t>
+            </w:r>
+          </w:p>
+        </w:tc>
+        <w:tc>
+          <w:tcPr>
+            <w:tcW w:w="1756" w:type="dxa"/>
+          </w:tcPr>
+          <w:p/>
+        </w:tc>
+        <w:tc>
+          <w:tcPr>
+            <w:tcW w:w="1756" w:type="dxa"/>
+          </w:tcPr>
+          <w:p/>
+        </w:tc>
+        <w:tc>
+          <w:tcPr>
+            <w:tcW w:w="1756" w:type="dxa"/>
+          </w:tcPr>
+          <w:p/>
+        </w:tc>
+        <w:tc>
+          <w:tcPr>
+            <w:tcW w:w="1756" w:type="dxa"/>
+          </w:tcPr>
+          <w:p/>
+        </w:tc>
+      </w:tr>
+      <w:tr>
+        <w:tc>
+          <w:tcPr>
+            <w:tcW w:w="1756" w:type="dxa"/>
+          </w:tcPr>
+          <w:p>
+            <w:proofErr w:type="spellStart"/>
+            <w:r>
+              <w:t>Completamento</w:t>
+            </w:r>
+            <w:proofErr w:type="spellEnd"/>
+            <w:r>
+              <w:t xml:space="preserve"> </w:t>
+            </w:r>
+            <w:proofErr w:type="spellStart"/>
+            <w:r>
+              <w:t>funzionalità</w:t>
+            </w:r>
+            <w:proofErr w:type="spellEnd"/>
+          </w:p>
+        </w:tc>
+        <w:tc>
+          <w:tcPr>
+            <w:tcW w:w="1756" w:type="dxa"/>
+          </w:tcPr>
+          <w:p/>
+        </w:tc>
+        <w:tc>
+          <w:tcPr>
+            <w:tcW w:w="1756" w:type="dxa"/>
+          </w:tcPr>
+          <w:p/>
+        </w:tc>
+        <w:tc>
+          <w:tcPr>
+            <w:tcW w:w="1756" w:type="dxa"/>
+          </w:tcPr>
+          <w:p/>
+        </w:tc>
+        <w:tc>
+          <w:tcPr>
+            <w:tcW w:w="1756" w:type="dxa"/>
+          </w:tcPr>
+          <w:p/>
+        </w:tc>
+      </w:tr>
+      <w:tr>
+        <w:tc>
+          <w:tcPr>
+            <w:tcW w:w="1756" w:type="dxa"/>
+          </w:tcPr>
+          <w:p>
+            <w:r>
+              <w:t>Test</w:t>
+            </w:r>
+          </w:p>
+        </w:tc>
+        <w:tc>
+          <w:tcPr>
+            <w:tcW w:w="1756" w:type="dxa"/>
+          </w:tcPr>
+          <w:p/>
+        </w:tc>
+        <w:tc>
+          <w:tcPr>
+            <w:tcW w:w="1756" w:type="dxa"/>
+          </w:tcPr>
+          <w:p/>
+        </w:tc>
+        <w:tc>
+          <w:tcPr>
+            <w:tcW w:w="1756" w:type="dxa"/>
+          </w:tcPr>
+          <w:p/>
+        </w:tc>
+        <w:tc>
+          <w:tcPr>
+            <w:tcW w:w="1756" w:type="dxa"/>
+          </w:tcPr>
+          <w:p/>
+        </w:tc>
+      </w:tr>
+      <w:tr>
+        <w:tc>
+          <w:tcPr>
+            <w:tcW w:w="1756" w:type="dxa"/>
+          </w:tcPr>
+          <w:p>
+            <w:proofErr w:type="spellStart"/>
+            <w:r>
+              <w:t>Correzioni</w:t>
+            </w:r>
+            <w:proofErr w:type="spellEnd"/>
+            <w:r>
+              <w:t xml:space="preserve"> </w:t>
+            </w:r>
+            <w:proofErr w:type="spellStart"/>
+            <w:r>
+              <w:t>finali</w:t>
+            </w:r>
+            <w:proofErr w:type="spellEnd"/>
+          </w:p>
+        </w:tc>
+        <w:tc>
+          <w:tcPr>
+            <w:tcW w:w="1756" w:type="dxa"/>
+          </w:tcPr>
+          <w:p/>
+        </w:tc>
+        <w:tc>
+          <w:tcPr>
+            <w:tcW w:w="1756" w:type="dxa"/>
+          </w:tcPr>
+          <w:p/>
+        </w:tc>
+        <w:tc>
+          <w:tcPr>
+            <w:tcW w:w="1756" w:type="dxa"/>
+          </w:tcPr>
+          <w:p/>
+        </w:tc>
+        <w:tc>
+          <w:tcPr>
+            <w:tcW w:w="1756" w:type="dxa"/>
+          </w:tcPr>
+          <w:p/>
+        </w:tc>
+      </w:tr>
+      <w:tr>
+        <w:tc>
+          <w:tcPr>
+            <w:tcW w:w="1756" w:type="dxa"/>
+          </w:tcPr>
+          <w:p>
+            <w:proofErr w:type="spellStart"/>
+            <w:r>
+              <w:t>Consegna</w:t>
+            </w:r>
+            <w:proofErr w:type="spellEnd"/>
+            <w:r>
+              <w:t xml:space="preserve"> finale</w:t>
+            </w:r>
+          </w:p>
+        </w:tc>
+        <w:tc>
+          <w:tcPr>
+            <w:tcW w:w="1756" w:type="dxa"/>
+          </w:tcPr>
+          <w:p/>
+        </w:tc>
+        <w:tc>
+          <w:tcPr>
+            <w:tcW w:w="1756" w:type="dxa"/>
+          </w:tcPr>
+          <w:p/>
+        </w:tc>
+        <w:tc>
+          <w:tcPr>
+            <w:tcW w:w="1756" w:type="dxa"/>
+          </w:tcPr>
+          <w:p/>
+        </w:tc>
+        <w:tc>
+          <w:tcPr>
+            <w:tcW w:w="1756" w:type="dxa"/>
+          </w:tcPr>
+          <w:p/>
+        </w:tc>
+      </w:tr>
+    </w:tbl>
+    <w:p>
+      <w:pPr>
+        <w:rPr>
+          <w:u w:val="single"/>
+        </w:rPr>
+      </w:pPr>
+    </w:p>
     <w:sectPr>
       <w:pgSz w:w="12240" w:h="15840"/>
       <w:pgMar w:top="1440" w:right="1800" w:bottom="1440" w:left="1800" w:header="720" w:footer="720" w:gutter="0"/>
